--- a/CourseMaterials/01_scratch/03_tron/tron.docx
+++ b/CourseMaterials/01_scratch/03_tron/tron.docx
@@ -1,6 +1,6 @@
 
 <file path=word/document.xml><?xml version="1.0" encoding="utf-8"?>
-<w:document xmlns:wpc="http://schemas.microsoft.com/office/word/2010/wordprocessingCanvas" xmlns:cx="http://schemas.microsoft.com/office/drawing/2014/chartex" xmlns:cx1="http://schemas.microsoft.com/office/drawing/2015/9/8/chartex" xmlns:cx2="http://schemas.microsoft.com/office/drawing/2015/10/21/chartex" xmlns:cx3="http://schemas.microsoft.com/office/drawing/2016/5/9/chartex" xmlns:cx4="http://schemas.microsoft.com/office/drawing/2016/5/10/chartex" xmlns:cx5="http://schemas.microsoft.com/office/drawing/2016/5/11/chartex" xmlns:cx6="http://schemas.microsoft.com/office/drawing/2016/5/12/chartex" xmlns:cx7="http://schemas.microsoft.com/office/drawing/2016/5/13/chartex" xmlns:cx8="http://schemas.microsoft.com/office/drawing/2016/5/14/chartex" xmlns:mc="http://schemas.openxmlformats.org/markup-compatibility/2006" xmlns:aink="http://schemas.microsoft.com/office/drawing/2016/ink" xmlns:am3d="http://schemas.microsoft.com/office/drawing/2017/model3d" xmlns:o="urn:schemas-microsoft-com:office:office" xmlns:oel="http://schemas.microsoft.com/office/2019/extlst" xmlns:r="http://schemas.openxmlformats.org/officeDocument/2006/relationships" xmlns:m="http://schemas.openxmlformats.org/officeDocument/2006/math" xmlns:v="urn:schemas-microsoft-com:vml" xmlns:wp14="http://schemas.microsoft.com/office/word/2010/wordprocessingDrawing" xmlns:wp="http://schemas.openxmlformats.org/drawingml/2006/wordprocessingDrawing" xmlns:w10="urn:schemas-microsoft-com:office:word" xmlns:w="http://schemas.openxmlformats.org/wordprocessingml/2006/main" xmlns:w14="http://schemas.microsoft.com/office/word/2010/wordml" xmlns:w15="http://schemas.microsoft.com/office/word/2012/wordml" xmlns:w16cex="http://schemas.microsoft.com/office/word/2018/wordml/cex" xmlns:w16cid="http://schemas.microsoft.com/office/word/2016/wordml/cid" xmlns:w16="http://schemas.microsoft.com/office/word/2018/wordml" xmlns:w16du="http://schemas.microsoft.com/office/word/2023/wordml/word16du" xmlns:w16sdtdh="http://schemas.microsoft.com/office/word/2020/wordml/sdtdatahash" xmlns:w16se="http://schemas.microsoft.com/office/word/2015/wordml/symex" xmlns:wpg="http://schemas.microsoft.com/office/word/2010/wordprocessingGroup" xmlns:wpi="http://schemas.microsoft.com/office/word/2010/wordprocessingInk" xmlns:wne="http://schemas.microsoft.com/office/word/2006/wordml" xmlns:wps="http://schemas.microsoft.com/office/word/2010/wordprocessingShape" mc:Ignorable="w14 w15 w16se w16cid w16 w16cex w16sdtdh w16du wp14">
+<w:document xmlns:wpc="http://schemas.microsoft.com/office/word/2010/wordprocessingCanvas" xmlns:cx="http://schemas.microsoft.com/office/drawing/2014/chartex" xmlns:cx1="http://schemas.microsoft.com/office/drawing/2015/9/8/chartex" xmlns:cx2="http://schemas.microsoft.com/office/drawing/2015/10/21/chartex" xmlns:cx3="http://schemas.microsoft.com/office/drawing/2016/5/9/chartex" xmlns:cx4="http://schemas.microsoft.com/office/drawing/2016/5/10/chartex" xmlns:cx5="http://schemas.microsoft.com/office/drawing/2016/5/11/chartex" xmlns:cx6="http://schemas.microsoft.com/office/drawing/2016/5/12/chartex" xmlns:cx7="http://schemas.microsoft.com/office/drawing/2016/5/13/chartex" xmlns:cx8="http://schemas.microsoft.com/office/drawing/2016/5/14/chartex" xmlns:mc="http://schemas.openxmlformats.org/markup-compatibility/2006" xmlns:aink="http://schemas.microsoft.com/office/drawing/2016/ink" xmlns:am3d="http://schemas.microsoft.com/office/drawing/2017/model3d" xmlns:o="urn:schemas-microsoft-com:office:office" xmlns:oel="http://schemas.microsoft.com/office/2019/extlst" xmlns:r="http://schemas.openxmlformats.org/officeDocument/2006/relationships" xmlns:m="http://schemas.openxmlformats.org/officeDocument/2006/math" xmlns:v="urn:schemas-microsoft-com:vml" xmlns:wp14="http://schemas.microsoft.com/office/word/2010/wordprocessingDrawing" xmlns:wp="http://schemas.openxmlformats.org/drawingml/2006/wordprocessingDrawing" xmlns:w10="urn:schemas-microsoft-com:office:word" xmlns:w="http://schemas.openxmlformats.org/wordprocessingml/2006/main" xmlns:w14="http://schemas.microsoft.com/office/word/2010/wordml" xmlns:w15="http://schemas.microsoft.com/office/word/2012/wordml" xmlns:w16cex="http://schemas.microsoft.com/office/word/2018/wordml/cex" xmlns:w16cid="http://schemas.microsoft.com/office/word/2016/wordml/cid" xmlns:w16="http://schemas.microsoft.com/office/word/2018/wordml" xmlns:w16du="http://schemas.microsoft.com/office/word/2023/wordml/word16du" xmlns:w16sdtdh="http://schemas.microsoft.com/office/word/2020/wordml/sdtdatahash" xmlns:w16sdtfl="http://schemas.microsoft.com/office/word/2024/wordml/sdtformatlock" xmlns:w16se="http://schemas.microsoft.com/office/word/2015/wordml/symex" xmlns:wpg="http://schemas.microsoft.com/office/word/2010/wordprocessingGroup" xmlns:wpi="http://schemas.microsoft.com/office/word/2010/wordprocessingInk" xmlns:wne="http://schemas.microsoft.com/office/word/2006/wordml" xmlns:wps="http://schemas.microsoft.com/office/word/2010/wordprocessingShape" mc:Ignorable="w14 w15 w16se w16cid w16 w16cex w16sdtdh w16sdtfl w16du wp14">
   <w:body>
     <w:p>
       <w:pPr>
@@ -51,7 +51,7 @@
         <w:rPr>
           <w:rFonts w:ascii="Garamond" w:hAnsi="Garamond"/>
         </w:rPr>
-        <w:t>make a video game version of the much beloved 198</w:t>
+        <w:t>make a video game version of the beloved 198</w:t>
       </w:r>
       <w:r>
         <w:rPr>
@@ -150,9 +150,9 @@
           <w:noProof/>
         </w:rPr>
         <w:drawing>
-          <wp:inline distT="0" distB="0" distL="0" distR="0" wp14:anchorId="0246AE48" wp14:editId="22EBF7E1">
-            <wp:extent cx="1940456" cy="1612900"/>
-            <wp:effectExtent l="0" t="0" r="3175" b="0"/>
+          <wp:inline distT="0" distB="0" distL="0" distR="0" wp14:anchorId="0246AE48" wp14:editId="69BA0FDD">
+            <wp:extent cx="1616528" cy="1343652"/>
+            <wp:effectExtent l="0" t="0" r="0" b="3175"/>
             <wp:docPr id="2116545981" name="Picture 1" descr="A screenshot of a computer&#10;&#10;Description automatically generated"/>
             <wp:cNvGraphicFramePr>
               <a:graphicFrameLocks xmlns:a="http://schemas.openxmlformats.org/drawingml/2006/main" noChangeAspect="1"/>
@@ -182,7 +182,7 @@
                   <pic:spPr bwMode="auto">
                     <a:xfrm>
                       <a:off x="0" y="0"/>
-                      <a:ext cx="1962652" cy="1631349"/>
+                      <a:ext cx="1625879" cy="1351425"/>
                     </a:xfrm>
                     <a:prstGeom prst="rect">
                       <a:avLst/>
@@ -334,7 +334,7 @@
           <w:sz w:val="36"/>
           <w:szCs w:val="36"/>
         </w:rPr>
-        <w:t>Assignment:</w:t>
+        <w:t>Assignment</w:t>
       </w:r>
     </w:p>
     <w:p/>
@@ -623,14 +623,39 @@
     </w:p>
     <w:p>
       <w:pPr>
-        <w:ind w:firstLine="540"/>
-        <w:rPr>
-          <w:rFonts w:ascii="Garamond" w:hAnsi="Garamond"/>
-        </w:rPr>
-      </w:pPr>
-      <w:r>
-        <w:t xml:space="preserve">□ </w:t>
-      </w:r>
+        <w:pStyle w:val="ListParagraph"/>
+        <w:numPr>
+          <w:ilvl w:val="0"/>
+          <w:numId w:val="5"/>
+        </w:numPr>
+        <w:rPr>
+          <w:rFonts w:ascii="Garamond" w:hAnsi="Garamond"/>
+        </w:rPr>
+      </w:pPr>
+      <w:r>
+        <w:rPr>
+          <w:rFonts w:ascii="Garamond" w:hAnsi="Garamond"/>
+        </w:rPr>
+        <w:t>Give the sprites a cool “explosion animation” whenever they touch a wall/edge</w:t>
+      </w:r>
+      <w:r>
+        <w:rPr>
+          <w:rFonts w:ascii="Garamond" w:hAnsi="Garamond"/>
+        </w:rPr>
+        <w:t xml:space="preserve"> (5pts)</w:t>
+      </w:r>
+    </w:p>
+    <w:p>
+      <w:pPr>
+        <w:pStyle w:val="ListParagraph"/>
+        <w:numPr>
+          <w:ilvl w:val="0"/>
+          <w:numId w:val="5"/>
+        </w:numPr>
+        <w:rPr>
+          <w:rFonts w:ascii="Garamond" w:hAnsi="Garamond"/>
+        </w:rPr>
+      </w:pPr>
       <w:r>
         <w:rPr>
           <w:rFonts w:ascii="Garamond" w:hAnsi="Garamond"/>
@@ -643,132 +668,186 @@
         </w:rPr>
         <w:t>the ability to do a speed boost when holding down a particular key</w:t>
       </w:r>
-    </w:p>
-    <w:p>
-      <w:pPr>
-        <w:ind w:firstLine="540"/>
-        <w:rPr>
-          <w:rFonts w:ascii="Garamond" w:hAnsi="Garamond"/>
-        </w:rPr>
-      </w:pPr>
-      <w:r>
-        <w:t xml:space="preserve">□ </w:t>
-      </w:r>
-      <w:r>
-        <w:rPr>
-          <w:rFonts w:ascii="Garamond" w:hAnsi="Garamond"/>
-        </w:rPr>
-        <w:t>Give the sprites a cool “explosion animation” whenever they touch a wall/edge</w:t>
-      </w:r>
-    </w:p>
-    <w:p>
-      <w:pPr>
-        <w:ind w:firstLine="540"/>
-        <w:rPr>
-          <w:rFonts w:ascii="Garamond" w:hAnsi="Garamond"/>
-        </w:rPr>
-      </w:pPr>
-      <w:r>
-        <w:t xml:space="preserve">□ </w:t>
-      </w:r>
-      <w:r>
-        <w:rPr>
-          <w:rFonts w:ascii="Garamond" w:hAnsi="Garamond"/>
-        </w:rPr>
-        <w:t>Add a cool “start screen” that greets both users when they start the game</w:t>
-      </w:r>
-    </w:p>
-    <w:p>
-      <w:pPr>
-        <w:ind w:firstLine="540"/>
-        <w:rPr>
-          <w:rFonts w:ascii="Garamond" w:hAnsi="Garamond"/>
-        </w:rPr>
-      </w:pPr>
-      <w:r>
-        <w:rPr>
-          <w:rFonts w:ascii="Garamond" w:hAnsi="Garamond"/>
-        </w:rPr>
-        <w:tab/>
-        <w:t xml:space="preserve">    Hint: Using broadcasts will make things easier</w:t>
-      </w:r>
-    </w:p>
-    <w:p>
-      <w:pPr>
-        <w:ind w:firstLine="540"/>
-        <w:rPr>
-          <w:rFonts w:ascii="Garamond" w:hAnsi="Garamond"/>
-        </w:rPr>
-      </w:pPr>
-      <w:r>
-        <w:t xml:space="preserve">□ </w:t>
-      </w:r>
-      <w:r>
-        <w:rPr>
-          <w:rFonts w:ascii="Garamond" w:hAnsi="Garamond"/>
-        </w:rPr>
-        <w:t xml:space="preserve">Add </w:t>
-      </w:r>
-      <w:r>
-        <w:rPr>
-          <w:rFonts w:ascii="Garamond" w:hAnsi="Garamond"/>
-        </w:rPr>
-        <w:t xml:space="preserve">the concept of </w:t>
-      </w:r>
-      <w:r>
-        <w:rPr>
-          <w:rFonts w:ascii="Garamond" w:hAnsi="Garamond"/>
-        </w:rPr>
-        <w:t>lives</w:t>
-      </w:r>
-    </w:p>
-    <w:p>
-      <w:pPr>
-        <w:ind w:firstLine="540"/>
-        <w:rPr>
-          <w:rFonts w:ascii="Garamond" w:hAnsi="Garamond"/>
-        </w:rPr>
-      </w:pPr>
-      <w:r>
-        <w:rPr>
-          <w:rFonts w:ascii="Garamond" w:hAnsi="Garamond"/>
-        </w:rPr>
-        <w:tab/>
-        <w:t xml:space="preserve">    Hint: You will need to use variables</w:t>
-      </w:r>
-    </w:p>
-    <w:p>
-      <w:pPr>
-        <w:ind w:firstLine="540"/>
-        <w:rPr>
-          <w:rFonts w:ascii="Garamond" w:hAnsi="Garamond"/>
-        </w:rPr>
-      </w:pPr>
-      <w:r>
-        <w:t xml:space="preserve">□ </w:t>
-      </w:r>
-      <w:r>
-        <w:rPr>
-          <w:rFonts w:ascii="Garamond" w:hAnsi="Garamond"/>
-        </w:rPr>
-        <w:t>Create “power ups” that randomly appear/disappear and make the user invincible for a bit</w:t>
-      </w:r>
-    </w:p>
-    <w:p>
-      <w:pPr>
-        <w:ind w:firstLine="540"/>
-        <w:rPr>
-          <w:rFonts w:ascii="Garamond" w:hAnsi="Garamond"/>
-        </w:rPr>
-      </w:pPr>
-    </w:p>
-    <w:p>
-      <w:pPr>
-        <w:ind w:firstLine="540"/>
-        <w:rPr>
-          <w:rFonts w:ascii="Garamond" w:hAnsi="Garamond"/>
-        </w:rPr>
-      </w:pPr>
+      <w:r>
+        <w:rPr>
+          <w:rFonts w:ascii="Garamond" w:hAnsi="Garamond"/>
+        </w:rPr>
+        <w:t xml:space="preserve"> (3pts)</w:t>
+      </w:r>
+    </w:p>
+    <w:p>
+      <w:pPr>
+        <w:pStyle w:val="ListParagraph"/>
+        <w:numPr>
+          <w:ilvl w:val="0"/>
+          <w:numId w:val="5"/>
+        </w:numPr>
+        <w:rPr>
+          <w:rFonts w:ascii="Garamond" w:hAnsi="Garamond"/>
+        </w:rPr>
+      </w:pPr>
+      <w:r>
+        <w:rPr>
+          <w:rFonts w:ascii="Garamond" w:hAnsi="Garamond"/>
+        </w:rPr>
+        <w:t>Add a “start screen” that greets both users when they start the game</w:t>
+      </w:r>
+      <w:r>
+        <w:rPr>
+          <w:rFonts w:ascii="Garamond" w:hAnsi="Garamond"/>
+        </w:rPr>
+        <w:t xml:space="preserve"> (5pts)</w:t>
+      </w:r>
+    </w:p>
+    <w:p>
+      <w:pPr>
+        <w:pStyle w:val="ListParagraph"/>
+        <w:rPr>
+          <w:rFonts w:ascii="Garamond" w:hAnsi="Garamond"/>
+        </w:rPr>
+      </w:pPr>
+      <w:r>
+        <w:rPr>
+          <w:rFonts w:ascii="Garamond" w:hAnsi="Garamond"/>
+        </w:rPr>
+        <w:t xml:space="preserve">    </w:t>
+      </w:r>
+      <w:r>
+        <w:rPr>
+          <w:rFonts w:ascii="Garamond" w:hAnsi="Garamond"/>
+        </w:rPr>
+        <w:t>Hint: Using broadcasts will make things easier</w:t>
+      </w:r>
+    </w:p>
+    <w:p>
+      <w:pPr>
+        <w:pStyle w:val="ListParagraph"/>
+        <w:numPr>
+          <w:ilvl w:val="0"/>
+          <w:numId w:val="5"/>
+        </w:numPr>
+        <w:rPr>
+          <w:rFonts w:ascii="Garamond" w:hAnsi="Garamond"/>
+        </w:rPr>
+      </w:pPr>
+      <w:r>
+        <w:rPr>
+          <w:rFonts w:ascii="Garamond" w:hAnsi="Garamond"/>
+        </w:rPr>
+        <w:t>Add the concept of lives</w:t>
+      </w:r>
+      <w:r>
+        <w:rPr>
+          <w:rFonts w:ascii="Garamond" w:hAnsi="Garamond"/>
+        </w:rPr>
+        <w:t xml:space="preserve"> (7pts)</w:t>
+      </w:r>
+    </w:p>
+    <w:p>
+      <w:pPr>
+        <w:pStyle w:val="ListParagraph"/>
+        <w:rPr>
+          <w:rFonts w:ascii="Garamond" w:hAnsi="Garamond"/>
+        </w:rPr>
+      </w:pPr>
+      <w:r>
+        <w:rPr>
+          <w:rFonts w:ascii="Garamond" w:hAnsi="Garamond"/>
+        </w:rPr>
+        <w:t xml:space="preserve">    </w:t>
+      </w:r>
+      <w:r>
+        <w:rPr>
+          <w:rFonts w:ascii="Garamond" w:hAnsi="Garamond"/>
+        </w:rPr>
+        <w:t>Hint: You will need to use variables</w:t>
+      </w:r>
+    </w:p>
+    <w:p>
+      <w:pPr>
+        <w:pStyle w:val="ListParagraph"/>
+        <w:numPr>
+          <w:ilvl w:val="0"/>
+          <w:numId w:val="5"/>
+        </w:numPr>
+        <w:rPr>
+          <w:rFonts w:ascii="Garamond" w:hAnsi="Garamond"/>
+        </w:rPr>
+      </w:pPr>
+      <w:r>
+        <w:rPr>
+          <w:rFonts w:ascii="Garamond" w:hAnsi="Garamond"/>
+        </w:rPr>
+        <w:t>Create “power ups” that randomly appear and make the user invincible for a bit</w:t>
+      </w:r>
+      <w:r>
+        <w:rPr>
+          <w:rFonts w:ascii="Garamond" w:hAnsi="Garamond"/>
+        </w:rPr>
+        <w:t xml:space="preserve"> (7pts)</w:t>
+      </w:r>
+    </w:p>
+    <w:p>
+      <w:pPr>
+        <w:rPr>
+          <w:rFonts w:ascii="Garamond" w:hAnsi="Garamond"/>
+        </w:rPr>
+      </w:pPr>
+    </w:p>
+    <w:p>
+      <w:pPr>
+        <w:ind w:left="360"/>
+        <w:jc w:val="center"/>
+        <w:rPr>
+          <w:rFonts w:ascii="Garamond" w:hAnsi="Garamond"/>
+        </w:rPr>
+      </w:pPr>
+      <w:r>
+        <w:rPr>
+          <w:noProof/>
+        </w:rPr>
+        <w:drawing>
+          <wp:inline distT="0" distB="0" distL="0" distR="0" wp14:anchorId="551D3A6C" wp14:editId="4A432F3E">
+            <wp:extent cx="2881992" cy="1137402"/>
+            <wp:effectExtent l="0" t="0" r="1270" b="5715"/>
+            <wp:docPr id="1287514298" name="Picture 1" descr="A diagram of a number&#10;&#10;AI-generated content may be incorrect."/>
+            <wp:cNvGraphicFramePr>
+              <a:graphicFrameLocks xmlns:a="http://schemas.openxmlformats.org/drawingml/2006/main" noChangeAspect="1"/>
+            </wp:cNvGraphicFramePr>
+            <a:graphic xmlns:a="http://schemas.openxmlformats.org/drawingml/2006/main">
+              <a:graphicData uri="http://schemas.openxmlformats.org/drawingml/2006/picture">
+                <pic:pic xmlns:pic="http://schemas.openxmlformats.org/drawingml/2006/picture">
+                  <pic:nvPicPr>
+                    <pic:cNvPr id="1287514298" name="Picture 1" descr="A diagram of a number&#10;&#10;AI-generated content may be incorrect."/>
+                    <pic:cNvPicPr/>
+                  </pic:nvPicPr>
+                  <pic:blipFill>
+                    <a:blip r:embed="rId6">
+                      <a:extLst>
+                        <a:ext uri="{28A0092B-C50C-407E-A947-70E740481C1C}">
+                          <a14:useLocalDpi xmlns:a14="http://schemas.microsoft.com/office/drawing/2010/main" val="0"/>
+                        </a:ext>
+                      </a:extLst>
+                    </a:blip>
+                    <a:stretch>
+                      <a:fillRect/>
+                    </a:stretch>
+                  </pic:blipFill>
+                  <pic:spPr>
+                    <a:xfrm>
+                      <a:off x="0" y="0"/>
+                      <a:ext cx="2934343" cy="1158063"/>
+                    </a:xfrm>
+                    <a:prstGeom prst="rect">
+                      <a:avLst/>
+                    </a:prstGeom>
+                  </pic:spPr>
+                </pic:pic>
+              </a:graphicData>
+            </a:graphic>
+          </wp:inline>
+        </w:drawing>
+      </w:r>
     </w:p>
     <w:sectPr>
       <w:pgSz w:w="12240" w:h="15840"/>
@@ -781,7 +860,7 @@
 </file>
 
 <file path=word/numbering.xml><?xml version="1.0" encoding="utf-8"?>
-<w:numbering xmlns:wpc="http://schemas.microsoft.com/office/word/2010/wordprocessingCanvas" xmlns:cx="http://schemas.microsoft.com/office/drawing/2014/chartex" xmlns:cx1="http://schemas.microsoft.com/office/drawing/2015/9/8/chartex" xmlns:cx2="http://schemas.microsoft.com/office/drawing/2015/10/21/chartex" xmlns:cx3="http://schemas.microsoft.com/office/drawing/2016/5/9/chartex" xmlns:cx4="http://schemas.microsoft.com/office/drawing/2016/5/10/chartex" xmlns:cx5="http://schemas.microsoft.com/office/drawing/2016/5/11/chartex" xmlns:cx6="http://schemas.microsoft.com/office/drawing/2016/5/12/chartex" xmlns:cx7="http://schemas.microsoft.com/office/drawing/2016/5/13/chartex" xmlns:cx8="http://schemas.microsoft.com/office/drawing/2016/5/14/chartex" xmlns:mc="http://schemas.openxmlformats.org/markup-compatibility/2006" xmlns:aink="http://schemas.microsoft.com/office/drawing/2016/ink" xmlns:am3d="http://schemas.microsoft.com/office/drawing/2017/model3d" xmlns:o="urn:schemas-microsoft-com:office:office" xmlns:oel="http://schemas.microsoft.com/office/2019/extlst" xmlns:r="http://schemas.openxmlformats.org/officeDocument/2006/relationships" xmlns:m="http://schemas.openxmlformats.org/officeDocument/2006/math" xmlns:v="urn:schemas-microsoft-com:vml" xmlns:wp14="http://schemas.microsoft.com/office/word/2010/wordprocessingDrawing" xmlns:wp="http://schemas.openxmlformats.org/drawingml/2006/wordprocessingDrawing" xmlns:w10="urn:schemas-microsoft-com:office:word" xmlns:w="http://schemas.openxmlformats.org/wordprocessingml/2006/main" xmlns:w14="http://schemas.microsoft.com/office/word/2010/wordml" xmlns:w15="http://schemas.microsoft.com/office/word/2012/wordml" xmlns:w16cex="http://schemas.microsoft.com/office/word/2018/wordml/cex" xmlns:w16cid="http://schemas.microsoft.com/office/word/2016/wordml/cid" xmlns:w16="http://schemas.microsoft.com/office/word/2018/wordml" xmlns:w16du="http://schemas.microsoft.com/office/word/2023/wordml/word16du" xmlns:w16sdtdh="http://schemas.microsoft.com/office/word/2020/wordml/sdtdatahash" xmlns:w16se="http://schemas.microsoft.com/office/word/2015/wordml/symex" xmlns:wpg="http://schemas.microsoft.com/office/word/2010/wordprocessingGroup" xmlns:wpi="http://schemas.microsoft.com/office/word/2010/wordprocessingInk" xmlns:wne="http://schemas.microsoft.com/office/word/2006/wordml" xmlns:wps="http://schemas.microsoft.com/office/word/2010/wordprocessingShape" mc:Ignorable="w14 w15 w16se w16cid w16 w16cex w16sdtdh w16du wp14">
+<w:numbering xmlns:wpc="http://schemas.microsoft.com/office/word/2010/wordprocessingCanvas" xmlns:cx="http://schemas.microsoft.com/office/drawing/2014/chartex" xmlns:cx1="http://schemas.microsoft.com/office/drawing/2015/9/8/chartex" xmlns:cx2="http://schemas.microsoft.com/office/drawing/2015/10/21/chartex" xmlns:cx3="http://schemas.microsoft.com/office/drawing/2016/5/9/chartex" xmlns:cx4="http://schemas.microsoft.com/office/drawing/2016/5/10/chartex" xmlns:cx5="http://schemas.microsoft.com/office/drawing/2016/5/11/chartex" xmlns:cx6="http://schemas.microsoft.com/office/drawing/2016/5/12/chartex" xmlns:cx7="http://schemas.microsoft.com/office/drawing/2016/5/13/chartex" xmlns:cx8="http://schemas.microsoft.com/office/drawing/2016/5/14/chartex" xmlns:mc="http://schemas.openxmlformats.org/markup-compatibility/2006" xmlns:aink="http://schemas.microsoft.com/office/drawing/2016/ink" xmlns:am3d="http://schemas.microsoft.com/office/drawing/2017/model3d" xmlns:o="urn:schemas-microsoft-com:office:office" xmlns:oel="http://schemas.microsoft.com/office/2019/extlst" xmlns:r="http://schemas.openxmlformats.org/officeDocument/2006/relationships" xmlns:m="http://schemas.openxmlformats.org/officeDocument/2006/math" xmlns:v="urn:schemas-microsoft-com:vml" xmlns:wp14="http://schemas.microsoft.com/office/word/2010/wordprocessingDrawing" xmlns:wp="http://schemas.openxmlformats.org/drawingml/2006/wordprocessingDrawing" xmlns:w10="urn:schemas-microsoft-com:office:word" xmlns:w="http://schemas.openxmlformats.org/wordprocessingml/2006/main" xmlns:w14="http://schemas.microsoft.com/office/word/2010/wordml" xmlns:w15="http://schemas.microsoft.com/office/word/2012/wordml" xmlns:w16cex="http://schemas.microsoft.com/office/word/2018/wordml/cex" xmlns:w16cid="http://schemas.microsoft.com/office/word/2016/wordml/cid" xmlns:w16="http://schemas.microsoft.com/office/word/2018/wordml" xmlns:w16du="http://schemas.microsoft.com/office/word/2023/wordml/word16du" xmlns:w16sdtdh="http://schemas.microsoft.com/office/word/2020/wordml/sdtdatahash" xmlns:w16sdtfl="http://schemas.microsoft.com/office/word/2024/wordml/sdtformatlock" xmlns:w16se="http://schemas.microsoft.com/office/word/2015/wordml/symex" xmlns:wpg="http://schemas.microsoft.com/office/word/2010/wordprocessingGroup" xmlns:wpi="http://schemas.microsoft.com/office/word/2010/wordprocessingInk" xmlns:wne="http://schemas.microsoft.com/office/word/2006/wordml" xmlns:wps="http://schemas.microsoft.com/office/word/2010/wordprocessingShape" mc:Ignorable="w14 w15 w16se w16cid w16 w16cex w16sdtdh w16sdtfl w16du wp14">
   <w:abstractNum w:abstractNumId="0" w15:restartNumberingAfterBreak="0">
     <w:nsid w:val="0AE702BA"/>
     <w:multiLevelType w:val="hybridMultilevel"/>
@@ -1009,6 +1088,95 @@
     </w:lvl>
   </w:abstractNum>
   <w:abstractNum w:abstractNumId="2" w15:restartNumberingAfterBreak="0">
+    <w:nsid w:val="51253396"/>
+    <w:multiLevelType w:val="hybridMultilevel"/>
+    <w:tmpl w:val="ECEA7DDA"/>
+    <w:lvl w:ilvl="0" w:tplc="0409000F">
+      <w:start w:val="1"/>
+      <w:numFmt w:val="decimal"/>
+      <w:lvlText w:val="%1."/>
+      <w:lvlJc w:val="left"/>
+      <w:pPr>
+        <w:ind w:left="720" w:hanging="360"/>
+      </w:pPr>
+      <w:rPr>
+        <w:rFonts w:hint="default"/>
+      </w:rPr>
+    </w:lvl>
+    <w:lvl w:ilvl="1" w:tplc="04090019" w:tentative="1">
+      <w:start w:val="1"/>
+      <w:numFmt w:val="lowerLetter"/>
+      <w:lvlText w:val="%2."/>
+      <w:lvlJc w:val="left"/>
+      <w:pPr>
+        <w:ind w:left="1440" w:hanging="360"/>
+      </w:pPr>
+    </w:lvl>
+    <w:lvl w:ilvl="2" w:tplc="0409001B" w:tentative="1">
+      <w:start w:val="1"/>
+      <w:numFmt w:val="lowerRoman"/>
+      <w:lvlText w:val="%3."/>
+      <w:lvlJc w:val="right"/>
+      <w:pPr>
+        <w:ind w:left="2160" w:hanging="180"/>
+      </w:pPr>
+    </w:lvl>
+    <w:lvl w:ilvl="3" w:tplc="0409000F" w:tentative="1">
+      <w:start w:val="1"/>
+      <w:numFmt w:val="decimal"/>
+      <w:lvlText w:val="%4."/>
+      <w:lvlJc w:val="left"/>
+      <w:pPr>
+        <w:ind w:left="2880" w:hanging="360"/>
+      </w:pPr>
+    </w:lvl>
+    <w:lvl w:ilvl="4" w:tplc="04090019" w:tentative="1">
+      <w:start w:val="1"/>
+      <w:numFmt w:val="lowerLetter"/>
+      <w:lvlText w:val="%5."/>
+      <w:lvlJc w:val="left"/>
+      <w:pPr>
+        <w:ind w:left="3600" w:hanging="360"/>
+      </w:pPr>
+    </w:lvl>
+    <w:lvl w:ilvl="5" w:tplc="0409001B" w:tentative="1">
+      <w:start w:val="1"/>
+      <w:numFmt w:val="lowerRoman"/>
+      <w:lvlText w:val="%6."/>
+      <w:lvlJc w:val="right"/>
+      <w:pPr>
+        <w:ind w:left="4320" w:hanging="180"/>
+      </w:pPr>
+    </w:lvl>
+    <w:lvl w:ilvl="6" w:tplc="0409000F" w:tentative="1">
+      <w:start w:val="1"/>
+      <w:numFmt w:val="decimal"/>
+      <w:lvlText w:val="%7."/>
+      <w:lvlJc w:val="left"/>
+      <w:pPr>
+        <w:ind w:left="5040" w:hanging="360"/>
+      </w:pPr>
+    </w:lvl>
+    <w:lvl w:ilvl="7" w:tplc="04090019" w:tentative="1">
+      <w:start w:val="1"/>
+      <w:numFmt w:val="lowerLetter"/>
+      <w:lvlText w:val="%8."/>
+      <w:lvlJc w:val="left"/>
+      <w:pPr>
+        <w:ind w:left="5760" w:hanging="360"/>
+      </w:pPr>
+    </w:lvl>
+    <w:lvl w:ilvl="8" w:tplc="0409001B" w:tentative="1">
+      <w:start w:val="1"/>
+      <w:numFmt w:val="lowerRoman"/>
+      <w:lvlText w:val="%9."/>
+      <w:lvlJc w:val="right"/>
+      <w:pPr>
+        <w:ind w:left="6480" w:hanging="180"/>
+      </w:pPr>
+    </w:lvl>
+  </w:abstractNum>
+  <w:abstractNum w:abstractNumId="3" w15:restartNumberingAfterBreak="0">
     <w:nsid w:val="5D0A7F9B"/>
     <w:multiLevelType w:val="hybridMultilevel"/>
     <w:tmpl w:val="3F6C6E58"/>
@@ -1121,7 +1289,7 @@
       </w:rPr>
     </w:lvl>
   </w:abstractNum>
-  <w:abstractNum w:abstractNumId="3" w15:restartNumberingAfterBreak="0">
+  <w:abstractNum w:abstractNumId="4" w15:restartNumberingAfterBreak="0">
     <w:nsid w:val="7356751F"/>
     <w:multiLevelType w:val="hybridMultilevel"/>
     <w:tmpl w:val="A2FE5386"/>
@@ -1214,19 +1382,22 @@
     <w:abstractNumId w:val="1"/>
   </w:num>
   <w:num w:numId="2" w16cid:durableId="2026245091">
-    <w:abstractNumId w:val="3"/>
+    <w:abstractNumId w:val="4"/>
   </w:num>
   <w:num w:numId="3" w16cid:durableId="1849245770">
     <w:abstractNumId w:val="0"/>
   </w:num>
   <w:num w:numId="4" w16cid:durableId="1999993005">
+    <w:abstractNumId w:val="3"/>
+  </w:num>
+  <w:num w:numId="5" w16cid:durableId="1078942111">
     <w:abstractNumId w:val="2"/>
   </w:num>
 </w:numbering>
 </file>
 
 <file path=word/styles.xml><?xml version="1.0" encoding="utf-8"?>
-<w:styles xmlns:mc="http://schemas.openxmlformats.org/markup-compatibility/2006" xmlns:r="http://schemas.openxmlformats.org/officeDocument/2006/relationships" xmlns:w="http://schemas.openxmlformats.org/wordprocessingml/2006/main" xmlns:w14="http://schemas.microsoft.com/office/word/2010/wordml" xmlns:w15="http://schemas.microsoft.com/office/word/2012/wordml" xmlns:w16cex="http://schemas.microsoft.com/office/word/2018/wordml/cex" xmlns:w16cid="http://schemas.microsoft.com/office/word/2016/wordml/cid" xmlns:w16="http://schemas.microsoft.com/office/word/2018/wordml" xmlns:w16du="http://schemas.microsoft.com/office/word/2023/wordml/word16du" xmlns:w16sdtdh="http://schemas.microsoft.com/office/word/2020/wordml/sdtdatahash" xmlns:w16se="http://schemas.microsoft.com/office/word/2015/wordml/symex" mc:Ignorable="w14 w15 w16se w16cid w16 w16cex w16sdtdh w16du">
+<w:styles xmlns:mc="http://schemas.openxmlformats.org/markup-compatibility/2006" xmlns:r="http://schemas.openxmlformats.org/officeDocument/2006/relationships" xmlns:w="http://schemas.openxmlformats.org/wordprocessingml/2006/main" xmlns:w14="http://schemas.microsoft.com/office/word/2010/wordml" xmlns:w15="http://schemas.microsoft.com/office/word/2012/wordml" xmlns:w16cex="http://schemas.microsoft.com/office/word/2018/wordml/cex" xmlns:w16cid="http://schemas.microsoft.com/office/word/2016/wordml/cid" xmlns:w16="http://schemas.microsoft.com/office/word/2018/wordml" xmlns:w16du="http://schemas.microsoft.com/office/word/2023/wordml/word16du" xmlns:w16sdtdh="http://schemas.microsoft.com/office/word/2020/wordml/sdtdatahash" xmlns:w16sdtfl="http://schemas.microsoft.com/office/word/2024/wordml/sdtformatlock" xmlns:w16se="http://schemas.microsoft.com/office/word/2015/wordml/symex" mc:Ignorable="w14 w15 w16se w16cid w16 w16cex w16sdtdh w16sdtfl w16du">
   <w:docDefaults>
     <w:rPrDefault>
       <w:rPr>
